--- a/extension/docs/kwork/KW001_AI_NATIVE_YANDEX_ALICE/tests/OKNO_MSK/OKNO_MSK_RESEARCH_RELEASE_CORRECTED_2026-09-05/editable/02_OKNO_MSK_SEO_IMPLEMENTATION_GUIDE_RU_2026-09-05.docx
+++ b/extension/docs/kwork/KW001_AI_NATIVE_YANDEX_ALICE/tests/OKNO_MSK/OKNO_MSK_RESEARCH_RELEASE_CORRECTED_2026-09-05/editable/02_OKNO_MSK_SEO_IMPLEMENTATION_GUIDE_RU_2026-09-05.docx
@@ -1614,7 +1614,7 @@
         <w:rPr>
           <w:rFonts w:ascii="Calibri" w:hAnsi="Calibri" w:eastAsia="Calibri"/>
         </w:rPr>
-        <w:t xml:space="preserve">В разделе рейтинга выполнить только безопасную коррекцию исторической маркировки: убрать выражение «в этом году», прямо назвать материал опубликованным в 2024 году и отделить перечень брендов от сравнения конкретных систем. Сам рейтинг не обновлять.</w:t>
+        <w:t xml:space="preserve">В разделе «Рейтинг производителей оконных профилей» убрать формулировку, которая представляет рейтинг 2024 года как актуальный «в этом году»; прямо указать, что показанный рейтинг относится к 2024 году и не является обновлённым рейтингом на текущую дату; отделить сравнение брендов и производителей от выбора конкретной профильной системы, стеклопакета, фурнитуры и комплектации. Позиции рейтинга не обновлять, новую дату рейтинга не вводить и дату публикации статьи не утверждать.</w:t>
       </w:r>
     </w:p>
     <w:p>
@@ -1640,7 +1640,7 @@
         <w:rPr>
           <w:rFonts w:ascii="Calibri" w:hAnsi="Calibri" w:eastAsia="Calibri"/>
         </w:rPr>
-        <w:t xml:space="preserve">Внутри существующего раздела «Рейтинг производителей оконных профилей», непосредственно перед сохранённым списком производителей. Раздел и проблемная историческая формулировка зафиксированы завершённым исследованием.</w:t>
+        <w:t xml:space="preserve">В разделе «Рейтинг производителей оконных профилей», в той части, где рейтинг 2024 года назван актуальным «в этом году». Это самая точная граница, установленная завершённым исследованием.</w:t>
       </w:r>
     </w:p>
     <w:p>
@@ -1670,7 +1670,7 @@
         <w:rPr>
           <w:rFonts w:ascii="Calibri" w:hAnsi="Calibri" w:eastAsia="Calibri"/>
         </w:rPr>
-        <w:t xml:space="preserve">Найдите раздел «Рейтинг производителей оконных профилей» и сохраните существующий список производителей без перестановки позиций.</w:t>
+        <w:t xml:space="preserve">Откройте раздел «Рейтинг производителей оконных профилей».</w:t>
       </w:r>
     </w:p>
     <w:p>
@@ -1686,7 +1686,7 @@
         <w:rPr>
           <w:rFonts w:ascii="Calibri" w:hAnsi="Calibri" w:eastAsia="Calibri"/>
         </w:rPr>
-        <w:t xml:space="preserve">Сохраните прямую историческую привязку материала к 2024 году.</w:t>
+        <w:t xml:space="preserve">Сохраните существующий список производителей и его порядок.</w:t>
       </w:r>
     </w:p>
     <w:p>
@@ -1702,7 +1702,7 @@
         <w:rPr>
           <w:rFonts w:ascii="Calibri" w:hAnsi="Calibri" w:eastAsia="Calibri"/>
         </w:rPr>
-        <w:t xml:space="preserve">Уберите относящееся к списку выражение «в этом году» и замените его формулировкой из примера ниже.</w:t>
+        <w:t xml:space="preserve">Уберите формулировку, которая представляет рейтинг 2024 года как актуальный «в этом году».</w:t>
       </w:r>
     </w:p>
     <w:p>
@@ -1718,7 +1718,7 @@
         <w:rPr>
           <w:rFonts w:ascii="Calibri" w:hAnsi="Calibri" w:eastAsia="Calibri"/>
         </w:rPr>
-        <w:t xml:space="preserve">Перед списком поясните, что материал не является обновлённым рейтингом на текущую дату и сравнивает бренды в целом.</w:t>
+        <w:t xml:space="preserve">В начале рейтингового блока укажите, что приведённый рейтинг относится к 2024 году и не является обновлённым рейтингом на текущую дату.</w:t>
       </w:r>
     </w:p>
     <w:p>
@@ -1734,7 +1734,7 @@
         <w:rPr>
           <w:rFonts w:ascii="Calibri" w:hAnsi="Calibri" w:eastAsia="Calibri"/>
         </w:rPr>
-        <w:t xml:space="preserve">Не добавляйте новую дату проверки и не утверждайте, что позиции подтверждены актуальными источниками.</w:t>
+        <w:t xml:space="preserve">Добавьте пояснение, что выбор конкретного окна требует отдельного сравнения профильной системы, стеклопакета, фурнитуры и комплектации.</w:t>
       </w:r>
     </w:p>
     <w:p>
@@ -1750,7 +1750,7 @@
         <w:rPr>
           <w:rFonts w:ascii="Calibri" w:hAnsi="Calibri" w:eastAsia="Calibri"/>
         </w:rPr>
-        <w:t xml:space="preserve">Сохраните остальные критерии выбора, а сравнение конкретной системы, стеклопакета, фурнитуры и комплектации обозначьте отдельным уровнем выбора.</w:t>
+        <w:t xml:space="preserve">Не меняйте позиции рейтинга, не добавляйте новую дату и не утверждайте дату публикации статьи.</w:t>
       </w:r>
     </w:p>
     <w:p>
@@ -1766,7 +1766,7 @@
         <w:rPr>
           <w:rFonts w:ascii="Calibri" w:hAnsi="Calibri" w:eastAsia="Calibri"/>
         </w:rPr>
-        <w:t xml:space="preserve">Проверьте, что список 2024 года не представлен как текущий и в тексте нет незаполненных значений.</w:t>
+        <w:t xml:space="preserve">Проверьте, что 2024 год относится именно к рейтингу, а не ошибочно представлен как дата публикации материала.</w:t>
       </w:r>
     </w:p>
     <w:p>
@@ -1802,48 +1802,42 @@
       </w:pPr>
       <w:r>
         <w:rPr>
-          <w:rFonts w:ascii="Calibri" w:hAnsi="Calibri" w:eastAsia="Calibri"/>
-        </w:rPr>
-        <w:t xml:space="preserve">Заменить указание на текущий год на</w:t>
-      </w:r>
-      <w:r>
-        <w:rPr>
-          <w:rFonts w:ascii="Calibri" w:hAnsi="Calibri" w:eastAsia="Calibri"/>
-        </w:rPr>
-        <w:t xml:space="preserve"> </w:t>
-      </w:r>
-      <w:r>
-        <w:rPr>
           <w:bCs/>
           <w:rFonts w:ascii="Calibri" w:hAnsi="Calibri" w:eastAsia="Calibri"/>
           <w:b/>
         </w:rPr>
-        <w:t xml:space="preserve">«В опубликованном в 2024 году материале перечислены следующие производители:»</w:t>
-      </w:r>
-      <w:r>
-        <w:rPr>
-          <w:rFonts w:ascii="Calibri" w:hAnsi="Calibri" w:eastAsia="Calibri"/>
-        </w:rPr>
-        <w:t xml:space="preserve">. Добавить:</w:t>
-      </w:r>
-      <w:r>
-        <w:rPr>
-          <w:rFonts w:ascii="Calibri" w:hAnsi="Calibri" w:eastAsia="Calibri"/>
-        </w:rPr>
-        <w:t xml:space="preserve"> </w:t>
-      </w:r>
+        <w:t xml:space="preserve">«Ниже приведён рейтинг производителей за 2024 год. Он не является обновлённым рейтингом на текущую дату. При выборе конкретного окна отдельно сравнивают профильную систему, стеклопакет, фурнитуру и комплектацию».</w:t>
+      </w:r>
+    </w:p>
+    <w:p>
+      <w:pPr>
+        <w:pStyle w:val="FirstParagraph"/>
+        <w:widowControl/>
+      </w:pPr>
       <w:r>
         <w:rPr>
           <w:bCs/>
           <w:rFonts w:ascii="Calibri" w:hAnsi="Calibri" w:eastAsia="Calibri"/>
           <w:b/>
         </w:rPr>
-        <w:t xml:space="preserve">«Список отражает материал 2024 года и не является обновлённым рейтингом на текущую дату. Для выбора конструкции отдельно сравнивают конкретную профильную систему, стеклопакет, фурнитуру и комплектацию».</w:t>
-      </w:r>
-    </w:p>
-    <w:p>
-      <w:pPr>
-        <w:pStyle w:val="FirstParagraph"/>
+        <w:t xml:space="preserve">Что обязательно сохранить</w:t>
+      </w:r>
+    </w:p>
+    <w:p>
+      <w:pPr>
+        <w:pStyle w:val="BodyText"/>
+        <w:widowControl/>
+      </w:pPr>
+      <w:r>
+        <w:rPr>
+          <w:rFonts w:ascii="Calibri" w:hAnsi="Calibri" w:eastAsia="Calibri"/>
+        </w:rPr>
+        <w:t xml:space="preserve">URL статьи, список без перестановки позиций, полезные критерии выбора и существующую архитектуру раздела.</w:t>
+      </w:r>
+    </w:p>
+    <w:p>
+      <w:pPr>
+        <w:pStyle w:val="BodyText"/>
         <w:widowControl/>
       </w:pPr>
       <w:r>
@@ -1852,7 +1846,7 @@
           <w:rFonts w:ascii="Calibri" w:hAnsi="Calibri" w:eastAsia="Calibri"/>
           <w:b/>
         </w:rPr>
-        <w:t xml:space="preserve">Что обязательно сохранить</w:t>
+        <w:t xml:space="preserve">Чего нельзя добавлять / утверждать</w:t>
       </w:r>
     </w:p>
     <w:p>
@@ -1864,7 +1858,7 @@
         <w:rPr>
           <w:rFonts w:ascii="Calibri" w:hAnsi="Calibri" w:eastAsia="Calibri"/>
         </w:rPr>
-        <w:t xml:space="preserve">URL статьи, список без перестановки позиций, полезные критерии выбора и существующую архитектуру раздела.</w:t>
+        <w:t xml:space="preserve">Не подставлять новую дату, не менять позиции, не называть список актуальным или независимым рейтингом без отдельного исследования и не приписывать статье неподтверждённую дату публикации.</w:t>
       </w:r>
     </w:p>
     <w:p>
@@ -1878,7 +1872,7 @@
           <w:rFonts w:ascii="Calibri" w:hAnsi="Calibri" w:eastAsia="Calibri"/>
           <w:b/>
         </w:rPr>
-        <w:t xml:space="preserve">Чего нельзя добавлять / утверждать</w:t>
+        <w:t xml:space="preserve">Будущая отдельная работа — сейчас не внедрять</w:t>
       </w:r>
     </w:p>
     <w:p>
@@ -1890,7 +1884,7 @@
         <w:rPr>
           <w:rFonts w:ascii="Calibri" w:hAnsi="Calibri" w:eastAsia="Calibri"/>
         </w:rPr>
-        <w:t xml:space="preserve">Не подставлять новую дату, не менять позиции и не называть список актуальным или независимым рейтингом без отдельного исследования.</w:t>
+        <w:t xml:space="preserve">Полное обновление рейтинга возможно только после отдельно санкционированной проверки критериев, источников и каждой позиции списка.</w:t>
       </w:r>
     </w:p>
     <w:p>
@@ -1904,7 +1898,7 @@
           <w:rFonts w:ascii="Calibri" w:hAnsi="Calibri" w:eastAsia="Calibri"/>
           <w:b/>
         </w:rPr>
-        <w:t xml:space="preserve">Будущая отдельная работа — сейчас не внедрять</w:t>
+        <w:t xml:space="preserve">Как проверить выполнение</w:t>
       </w:r>
     </w:p>
     <w:p>
@@ -1916,33 +1910,7 @@
         <w:rPr>
           <w:rFonts w:ascii="Calibri" w:hAnsi="Calibri" w:eastAsia="Calibri"/>
         </w:rPr>
-        <w:t xml:space="preserve">Полное обновление рейтинга возможно только после отдельно санкционированной проверки критериев, источников и каждой позиции списка.</w:t>
-      </w:r>
-    </w:p>
-    <w:p>
-      <w:pPr>
-        <w:pStyle w:val="BodyText"/>
-        <w:widowControl/>
-      </w:pPr>
-      <w:r>
-        <w:rPr>
-          <w:bCs/>
-          <w:rFonts w:ascii="Calibri" w:hAnsi="Calibri" w:eastAsia="Calibri"/>
-          <w:b/>
-        </w:rPr>
-        <w:t xml:space="preserve">Как проверить выполнение</w:t>
-      </w:r>
-    </w:p>
-    <w:p>
-      <w:pPr>
-        <w:pStyle w:val="BodyText"/>
-        <w:widowControl/>
-      </w:pPr>
-      <w:r>
-        <w:rPr>
-          <w:rFonts w:ascii="Calibri" w:hAnsi="Calibri" w:eastAsia="Calibri"/>
-        </w:rPr>
-        <w:t xml:space="preserve">Список 2024 года не выдан за текущий; 2024 год назван прямо; бренды отделены от конкретных систем; позиции не переставлены; новой даты и заполнителей нет.</w:t>
+        <w:t xml:space="preserve">2024 год отнесён именно к рейтингу; рейтинг не выдан за текущий; дата публикации статьи не утверждается; бренды отделены от конкретных систем; позиции не переставлены; новой даты и заполнителей нет.</w:t>
       </w:r>
     </w:p>
     <w:bookmarkEnd w:id="28"/>

--- a/extension/docs/kwork/KW001_AI_NATIVE_YANDEX_ALICE/tests/OKNO_MSK/OKNO_MSK_RESEARCH_RELEASE_CORRECTED_2026-09-05/editable/02_OKNO_MSK_SEO_IMPLEMENTATION_GUIDE_RU_2026-09-05.docx
+++ b/extension/docs/kwork/KW001_AI_NATIVE_YANDEX_ALICE/tests/OKNO_MSK/OKNO_MSK_RESEARCH_RELEASE_CORRECTED_2026-09-05/editable/02_OKNO_MSK_SEO_IMPLEMENTATION_GUIDE_RU_2026-09-05.docx
@@ -19,32 +19,6 @@
         <w:t xml:space="preserve">OKNO_MSK · руководство специалиста</w:t>
       </w:r>
     </w:p>
-    <w:sdt>
-      <w:sdtPr>
-        <w:docPartObj>
-          <w:docPartGallery w:val="Table of Contents"/>
-          <w:docPartUnique/>
-        </w:docPartObj>
-      </w:sdtPr>
-      <w:sdtContent>
-        <w:p>
-          <w:pPr>
-            <w:pStyle w:val="TOCHeading"/>
-          </w:pPr>
-          <w:r>
-            <w:t xml:space="preserve">Содержание</w:t>
-          </w:r>
-        </w:p>
-        <w:p>
-          <w:r>
-            <w:fldChar w:fldCharType="begin" w:dirty="true"/>
-            <w:instrText xml:space="preserve">TOC \o "1-2" \h \z \u</w:instrText>
-            <w:fldChar w:fldCharType="separate"/>
-            <w:fldChar w:fldCharType="end"/>
-          </w:r>
-        </w:p>
-      </w:sdtContent>
-    </w:sdt>
     <w:p>
       <w:pPr>
         <w:pStyle w:val="FirstParagraph"/>
@@ -760,6 +734,7 @@
     <w:p>
       <w:pPr>
         <w:pStyle w:val="BodyText"/>
+        <w:keepNext/>
         <w:widowControl/>
       </w:pPr>
       <w:r>
@@ -786,6 +761,7 @@
     <w:p>
       <w:pPr>
         <w:pStyle w:val="BodyText"/>
+        <w:keepNext/>
         <w:widowControl/>
       </w:pPr>
       <w:r>
@@ -812,6 +788,7 @@
     <w:p>
       <w:pPr>
         <w:pStyle w:val="BodyText"/>
+        <w:keepNext/>
         <w:widowControl/>
       </w:pPr>
       <w:r>
@@ -838,6 +815,7 @@
     <w:p>
       <w:pPr>
         <w:pStyle w:val="BodyText"/>
+        <w:keepNext/>
         <w:widowControl/>
       </w:pPr>
       <w:r>
@@ -932,6 +910,7 @@
     <w:p>
       <w:pPr>
         <w:pStyle w:val="FirstParagraph"/>
+        <w:keepNext/>
         <w:widowControl/>
       </w:pPr>
       <w:r>
@@ -972,6 +951,7 @@
     <w:p>
       <w:pPr>
         <w:pStyle w:val="FirstParagraph"/>
+        <w:keepNext/>
         <w:widowControl/>
       </w:pPr>
       <w:r>
@@ -998,6 +978,7 @@
     <w:p>
       <w:pPr>
         <w:pStyle w:val="BodyText"/>
+        <w:keepNext/>
         <w:widowControl/>
       </w:pPr>
       <w:r>
@@ -1067,6 +1048,7 @@
     <w:p>
       <w:pPr>
         <w:pStyle w:val="BodyText"/>
+        <w:keepNext/>
         <w:widowControl/>
       </w:pPr>
       <w:r>
@@ -1093,6 +1075,7 @@
     <w:p>
       <w:pPr>
         <w:pStyle w:val="BodyText"/>
+        <w:keepNext/>
         <w:widowControl/>
       </w:pPr>
       <w:r>
@@ -1119,6 +1102,7 @@
     <w:p>
       <w:pPr>
         <w:pStyle w:val="BodyText"/>
+        <w:keepNext/>
         <w:widowControl/>
       </w:pPr>
       <w:r>
@@ -1145,6 +1129,7 @@
     <w:p>
       <w:pPr>
         <w:pStyle w:val="BodyText"/>
+        <w:keepNext/>
         <w:widowControl/>
       </w:pPr>
       <w:r>
@@ -1223,6 +1208,7 @@
     <w:p>
       <w:pPr>
         <w:pStyle w:val="FirstParagraph"/>
+        <w:keepNext/>
         <w:widowControl/>
       </w:pPr>
       <w:r>
@@ -1251,6 +1237,7 @@
     <w:p>
       <w:pPr>
         <w:pStyle w:val="FirstParagraph"/>
+        <w:keepNext/>
         <w:widowControl/>
       </w:pPr>
       <w:r>
@@ -1277,6 +1264,7 @@
     <w:p>
       <w:pPr>
         <w:pStyle w:val="BodyText"/>
+        <w:keepNext/>
         <w:widowControl/>
       </w:pPr>
       <w:r>
@@ -1346,6 +1334,7 @@
     <w:p>
       <w:pPr>
         <w:pStyle w:val="BodyText"/>
+        <w:keepNext/>
         <w:widowControl/>
       </w:pPr>
       <w:r>
@@ -1372,6 +1361,7 @@
     <w:p>
       <w:pPr>
         <w:pStyle w:val="BodyText"/>
+        <w:keepNext/>
         <w:widowControl/>
       </w:pPr>
       <w:r>
@@ -1398,6 +1388,7 @@
     <w:p>
       <w:pPr>
         <w:pStyle w:val="BodyText"/>
+        <w:keepNext/>
         <w:widowControl/>
       </w:pPr>
       <w:r>
@@ -1424,6 +1415,7 @@
     <w:p>
       <w:pPr>
         <w:pStyle w:val="BodyText"/>
+        <w:keepNext/>
         <w:widowControl/>
       </w:pPr>
       <w:r>
@@ -1502,6 +1494,7 @@
     <w:p>
       <w:pPr>
         <w:pStyle w:val="FirstParagraph"/>
+        <w:keepNext/>
         <w:widowControl/>
       </w:pPr>
       <w:r>
@@ -1530,6 +1523,7 @@
     <w:p>
       <w:pPr>
         <w:pStyle w:val="FirstParagraph"/>
+        <w:keepNext/>
         <w:widowControl/>
       </w:pPr>
       <w:r>
@@ -1556,6 +1550,7 @@
     <w:p>
       <w:pPr>
         <w:pStyle w:val="BodyText"/>
+        <w:keepNext/>
         <w:widowControl/>
       </w:pPr>
       <w:r>
@@ -1640,6 +1635,7 @@
     <w:p>
       <w:pPr>
         <w:pStyle w:val="BodyText"/>
+        <w:keepNext/>
         <w:widowControl/>
       </w:pPr>
       <w:r>
@@ -1666,6 +1662,7 @@
     <w:p>
       <w:pPr>
         <w:pStyle w:val="BodyText"/>
+        <w:keepNext/>
         <w:widowControl/>
       </w:pPr>
       <w:r>
@@ -1692,6 +1689,7 @@
     <w:p>
       <w:pPr>
         <w:pStyle w:val="BodyText"/>
+        <w:keepNext/>
         <w:widowControl/>
       </w:pPr>
       <w:r>
@@ -1763,6 +1761,7 @@
     <w:p>
       <w:pPr>
         <w:pStyle w:val="BodyText"/>
+        <w:keepNext/>
         <w:widowControl/>
       </w:pPr>
       <w:r>
@@ -1789,6 +1788,7 @@
     <w:p>
       <w:pPr>
         <w:pStyle w:val="BodyText"/>
+        <w:keepNext/>
         <w:widowControl/>
       </w:pPr>
       <w:r>
@@ -1815,6 +1815,7 @@
     <w:p>
       <w:pPr>
         <w:pStyle w:val="BodyText"/>
+        <w:keepNext/>
         <w:widowControl/>
       </w:pPr>
       <w:r>
@@ -1886,6 +1887,7 @@
     <w:p>
       <w:pPr>
         <w:pStyle w:val="BodyText"/>
+        <w:keepNext/>
         <w:widowControl/>
       </w:pPr>
       <w:r>
@@ -1912,6 +1914,7 @@
     <w:p>
       <w:pPr>
         <w:pStyle w:val="BodyText"/>
+        <w:keepNext/>
         <w:widowControl/>
       </w:pPr>
       <w:r>
@@ -1938,6 +1941,7 @@
     <w:p>
       <w:pPr>
         <w:pStyle w:val="BodyText"/>
+        <w:keepNext/>
         <w:widowControl/>
       </w:pPr>
       <w:r>
@@ -2009,6 +2013,7 @@
     <w:p>
       <w:pPr>
         <w:pStyle w:val="BodyText"/>
+        <w:keepNext/>
         <w:widowControl/>
       </w:pPr>
       <w:r>
@@ -2035,6 +2040,7 @@
     <w:p>
       <w:pPr>
         <w:pStyle w:val="BodyText"/>
+        <w:keepNext/>
         <w:widowControl/>
       </w:pPr>
       <w:r>
@@ -2061,6 +2067,7 @@
     <w:p>
       <w:pPr>
         <w:pStyle w:val="BodyText"/>
+        <w:keepNext/>
         <w:widowControl/>
       </w:pPr>
       <w:r>
@@ -2130,6 +2137,7 @@
     <w:p>
       <w:pPr>
         <w:pStyle w:val="BodyText"/>
+        <w:keepNext/>
         <w:widowControl/>
       </w:pPr>
       <w:r>
@@ -2156,6 +2164,7 @@
     <w:p>
       <w:pPr>
         <w:pStyle w:val="BodyText"/>
+        <w:keepNext/>
         <w:widowControl/>
       </w:pPr>
       <w:r>
@@ -2182,6 +2191,7 @@
     <w:p>
       <w:pPr>
         <w:pStyle w:val="BodyText"/>
+        <w:keepNext/>
         <w:widowControl/>
       </w:pPr>
       <w:r>
@@ -7704,6 +7714,7 @@
     <w:p>
       <w:pPr>
         <w:pStyle w:val="BodyText"/>
+        <w:keepNext/>
         <w:widowControl/>
       </w:pPr>
       <w:r>
@@ -7730,6 +7741,7 @@
     <w:p>
       <w:pPr>
         <w:pStyle w:val="BodyText"/>
+        <w:keepNext/>
         <w:widowControl/>
       </w:pPr>
       <w:r>
@@ -7799,6 +7811,7 @@
     <w:p>
       <w:pPr>
         <w:pStyle w:val="BodyText"/>
+        <w:keepNext/>
         <w:widowControl/>
       </w:pPr>
       <w:r>
@@ -7825,6 +7838,7 @@
     <w:p>
       <w:pPr>
         <w:pStyle w:val="BodyText"/>
+        <w:keepNext/>
         <w:widowControl/>
       </w:pPr>
       <w:r>
@@ -7894,6 +7908,7 @@
     <w:p>
       <w:pPr>
         <w:pStyle w:val="BodyText"/>
+        <w:keepNext/>
         <w:widowControl/>
       </w:pPr>
       <w:r>
@@ -7920,6 +7935,7 @@
     <w:p>
       <w:pPr>
         <w:pStyle w:val="BodyText"/>
+        <w:keepNext/>
         <w:widowControl/>
       </w:pPr>
       <w:r>
@@ -7989,6 +8005,7 @@
     <w:p>
       <w:pPr>
         <w:pStyle w:val="BodyText"/>
+        <w:keepNext/>
         <w:widowControl/>
       </w:pPr>
       <w:r>
@@ -8015,6 +8032,7 @@
     <w:p>
       <w:pPr>
         <w:pStyle w:val="BodyText"/>
+        <w:keepNext/>
         <w:widowControl/>
       </w:pPr>
       <w:r>
